--- a/Books/RPG_Books/ThePrincessAndTheMonsterChef/Notes_ThePrincessAndTheMonsterChef.docx
+++ b/Books/RPG_Books/ThePrincessAndTheMonsterChef/Notes_ThePrincessAndTheMonsterChef.docx
@@ -445,7 +445,11 @@
           <w:tcPr>
             <w:tcW w:w="6796" w:type="dxa"/>
           </w:tcPr>
-          <w:p/>
+          <w:p>
+            <w:r>
+              <w:t>Nature</w:t>
+            </w:r>
+          </w:p>
         </w:tc>
       </w:tr>
       <w:tr>
@@ -611,12 +615,113 @@
           <w:p/>
         </w:tc>
       </w:tr>
+      <w:tr>
+        <w:tc>
+          <w:tcPr>
+            <w:tcW w:w="392" w:type="dxa"/>
+          </w:tcPr>
+          <w:p/>
+        </w:tc>
+        <w:tc>
+          <w:tcPr>
+            <w:tcW w:w="4548" w:type="dxa"/>
+          </w:tcPr>
+          <w:p/>
+        </w:tc>
+        <w:tc>
+          <w:tcPr>
+            <w:tcW w:w="6796" w:type="dxa"/>
+          </w:tcPr>
+          <w:p/>
+        </w:tc>
+      </w:tr>
+      <w:tr>
+        <w:tc>
+          <w:tcPr>
+            <w:tcW w:w="392" w:type="dxa"/>
+          </w:tcPr>
+          <w:p/>
+        </w:tc>
+        <w:tc>
+          <w:tcPr>
+            <w:tcW w:w="4548" w:type="dxa"/>
+          </w:tcPr>
+          <w:p/>
+        </w:tc>
+        <w:tc>
+          <w:tcPr>
+            <w:tcW w:w="6796" w:type="dxa"/>
+          </w:tcPr>
+          <w:p/>
+        </w:tc>
+      </w:tr>
+      <w:tr>
+        <w:tc>
+          <w:tcPr>
+            <w:tcW w:w="392" w:type="dxa"/>
+          </w:tcPr>
+          <w:p/>
+        </w:tc>
+        <w:tc>
+          <w:tcPr>
+            <w:tcW w:w="4548" w:type="dxa"/>
+          </w:tcPr>
+          <w:p/>
+        </w:tc>
+        <w:tc>
+          <w:tcPr>
+            <w:tcW w:w="6796" w:type="dxa"/>
+          </w:tcPr>
+          <w:p/>
+        </w:tc>
+      </w:tr>
+      <w:tr>
+        <w:tc>
+          <w:tcPr>
+            <w:tcW w:w="392" w:type="dxa"/>
+          </w:tcPr>
+          <w:p/>
+        </w:tc>
+        <w:tc>
+          <w:tcPr>
+            <w:tcW w:w="4548" w:type="dxa"/>
+          </w:tcPr>
+          <w:p/>
+        </w:tc>
+        <w:tc>
+          <w:tcPr>
+            <w:tcW w:w="6796" w:type="dxa"/>
+          </w:tcPr>
+          <w:p/>
+        </w:tc>
+      </w:tr>
+      <w:tr>
+        <w:tc>
+          <w:tcPr>
+            <w:tcW w:w="392" w:type="dxa"/>
+          </w:tcPr>
+          <w:p/>
+        </w:tc>
+        <w:tc>
+          <w:tcPr>
+            <w:tcW w:w="4548" w:type="dxa"/>
+          </w:tcPr>
+          <w:p/>
+        </w:tc>
+        <w:tc>
+          <w:tcPr>
+            <w:tcW w:w="6796" w:type="dxa"/>
+          </w:tcPr>
+          <w:p/>
+        </w:tc>
+      </w:tr>
     </w:tbl>
     <w:p>
       <w:pPr>
         <w:pStyle w:val="H3"/>
       </w:pPr>
       <w:r>
+        <w:lastRenderedPageBreak/>
         <w:t>Princess cohort</w:t>
       </w:r>
       <w:r>
@@ -637,8 +742,8 @@
       </w:tblPr>
       <w:tblGrid>
         <w:gridCol w:w="534"/>
-        <w:gridCol w:w="3685"/>
-        <w:gridCol w:w="7517"/>
+        <w:gridCol w:w="4434"/>
+        <w:gridCol w:w="6768"/>
       </w:tblGrid>
       <w:tr>
         <w:tc>
@@ -653,7 +758,7 @@
         </w:tc>
         <w:tc>
           <w:tcPr>
-            <w:tcW w:w="3685" w:type="dxa"/>
+            <w:tcW w:w="4434" w:type="dxa"/>
           </w:tcPr>
           <w:p>
             <w:r>
@@ -674,9 +779,13 @@
         </w:tc>
         <w:tc>
           <w:tcPr>
-            <w:tcW w:w="7517" w:type="dxa"/>
-          </w:tcPr>
-          <w:p/>
+            <w:tcW w:w="6768" w:type="dxa"/>
+          </w:tcPr>
+          <w:p>
+            <w:r>
+              <w:t>Fire</w:t>
+            </w:r>
+          </w:p>
         </w:tc>
       </w:tr>
       <w:tr>
@@ -686,13 +795,198 @@
           </w:tcPr>
           <w:p>
             <w:r>
+              <w:t>3</w:t>
+            </w:r>
+          </w:p>
+        </w:tc>
+        <w:tc>
+          <w:tcPr>
+            <w:tcW w:w="4434" w:type="dxa"/>
+          </w:tcPr>
+          <w:p>
+            <w:proofErr w:type="spellStart"/>
+            <w:r>
+              <w:t>Elensar</w:t>
+            </w:r>
+            <w:proofErr w:type="spellEnd"/>
+            <w:r>
+              <w:t xml:space="preserve"> Benson - </w:t>
+            </w:r>
+            <w:r>
+              <w:t>Born under lunar blessing</w:t>
+            </w:r>
+            <w:r>
+              <w:t>(M)</w:t>
+            </w:r>
+          </w:p>
+        </w:tc>
+        <w:tc>
+          <w:tcPr>
+            <w:tcW w:w="6768" w:type="dxa"/>
+          </w:tcPr>
+          <w:p>
+            <w:r>
+              <w:t>Air</w:t>
+            </w:r>
+          </w:p>
+        </w:tc>
+      </w:tr>
+      <w:tr>
+        <w:tc>
+          <w:tcPr>
+            <w:tcW w:w="534" w:type="dxa"/>
+          </w:tcPr>
+          <w:p>
+            <w:r>
+              <w:t>4</w:t>
+            </w:r>
+          </w:p>
+        </w:tc>
+        <w:tc>
+          <w:tcPr>
+            <w:tcW w:w="4434" w:type="dxa"/>
+          </w:tcPr>
+          <w:p>
+            <w:r>
+              <w:t xml:space="preserve">Avery </w:t>
+            </w:r>
+            <w:proofErr w:type="spellStart"/>
+            <w:r>
+              <w:t>Zanders</w:t>
+            </w:r>
+            <w:proofErr w:type="spellEnd"/>
+          </w:p>
+        </w:tc>
+        <w:tc>
+          <w:tcPr>
+            <w:tcW w:w="6768" w:type="dxa"/>
+          </w:tcPr>
+          <w:p>
+            <w:r>
+              <w:t>Light</w:t>
+            </w:r>
+          </w:p>
+        </w:tc>
+      </w:tr>
+      <w:tr>
+        <w:tc>
+          <w:tcPr>
+            <w:tcW w:w="534" w:type="dxa"/>
+          </w:tcPr>
+          <w:p>
+            <w:r>
+              <w:t>5</w:t>
+            </w:r>
+          </w:p>
+        </w:tc>
+        <w:tc>
+          <w:tcPr>
+            <w:tcW w:w="4434" w:type="dxa"/>
+          </w:tcPr>
+          <w:p>
+            <w:proofErr w:type="spellStart"/>
+            <w:r>
+              <w:t>Naerion</w:t>
+            </w:r>
+            <w:proofErr w:type="spellEnd"/>
+            <w:r>
+              <w:t xml:space="preserve"> </w:t>
+            </w:r>
+            <w:proofErr w:type="spellStart"/>
+            <w:r>
+              <w:t>Nandric</w:t>
+            </w:r>
+            <w:proofErr w:type="spellEnd"/>
+            <w:r>
+              <w:t xml:space="preserve"> - Guardian of waterways (F)</w:t>
+            </w:r>
+          </w:p>
+        </w:tc>
+        <w:tc>
+          <w:tcPr>
+            <w:tcW w:w="6768" w:type="dxa"/>
+          </w:tcPr>
+          <w:p>
+            <w:r>
+              <w:t>Water</w:t>
+            </w:r>
+          </w:p>
+        </w:tc>
+      </w:tr>
+      <w:tr>
+        <w:tc>
+          <w:tcPr>
+            <w:tcW w:w="534" w:type="dxa"/>
+          </w:tcPr>
+          <w:p/>
+        </w:tc>
+        <w:tc>
+          <w:tcPr>
+            <w:tcW w:w="4434" w:type="dxa"/>
+          </w:tcPr>
+          <w:p/>
+        </w:tc>
+        <w:tc>
+          <w:tcPr>
+            <w:tcW w:w="6768" w:type="dxa"/>
+          </w:tcPr>
+          <w:p/>
+        </w:tc>
+      </w:tr>
+      <w:tr>
+        <w:tc>
+          <w:tcPr>
+            <w:tcW w:w="534" w:type="dxa"/>
+          </w:tcPr>
+          <w:p/>
+        </w:tc>
+        <w:tc>
+          <w:tcPr>
+            <w:tcW w:w="4434" w:type="dxa"/>
+          </w:tcPr>
+          <w:p/>
+        </w:tc>
+        <w:tc>
+          <w:tcPr>
+            <w:tcW w:w="6768" w:type="dxa"/>
+          </w:tcPr>
+          <w:p/>
+        </w:tc>
+      </w:tr>
+      <w:tr>
+        <w:tc>
+          <w:tcPr>
+            <w:tcW w:w="534" w:type="dxa"/>
+          </w:tcPr>
+          <w:p/>
+        </w:tc>
+        <w:tc>
+          <w:tcPr>
+            <w:tcW w:w="4434" w:type="dxa"/>
+          </w:tcPr>
+          <w:p/>
+        </w:tc>
+        <w:tc>
+          <w:tcPr>
+            <w:tcW w:w="6768" w:type="dxa"/>
+          </w:tcPr>
+          <w:p/>
+        </w:tc>
+      </w:tr>
+      <w:tr>
+        <w:tc>
+          <w:tcPr>
+            <w:tcW w:w="534" w:type="dxa"/>
+          </w:tcPr>
+          <w:p>
+            <w:r>
               <w:t>2</w:t>
             </w:r>
           </w:p>
         </w:tc>
         <w:tc>
           <w:tcPr>
-            <w:tcW w:w="3685" w:type="dxa"/>
+            <w:tcW w:w="4434" w:type="dxa"/>
           </w:tcPr>
           <w:p>
             <w:proofErr w:type="spellStart"/>
@@ -701,7 +995,7 @@
             </w:r>
             <w:proofErr w:type="spellEnd"/>
             <w:r>
-              <w:t xml:space="preserve">- </w:t>
+              <w:t xml:space="preserve"> Grandly - </w:t>
             </w:r>
             <w:r>
               <w:t>Beautiful One</w:t>
@@ -713,11 +1007,11 @@
         </w:tc>
         <w:tc>
           <w:tcPr>
-            <w:tcW w:w="7517" w:type="dxa"/>
-          </w:tcPr>
-          <w:p>
-            <w:r>
-              <w:t>Pink healing</w:t>
+            <w:tcW w:w="6768" w:type="dxa"/>
+          </w:tcPr>
+          <w:p>
+            <w:r>
+              <w:t>Electricity</w:t>
             </w:r>
           </w:p>
         </w:tc>
@@ -729,38 +1023,38 @@
           </w:tcPr>
           <w:p>
             <w:r>
-              <w:t>3</w:t>
-            </w:r>
-          </w:p>
-        </w:tc>
-        <w:tc>
-          <w:tcPr>
-            <w:tcW w:w="3685" w:type="dxa"/>
+              <w:t>6</w:t>
+            </w:r>
+          </w:p>
+        </w:tc>
+        <w:tc>
+          <w:tcPr>
+            <w:tcW w:w="4434" w:type="dxa"/>
           </w:tcPr>
           <w:p>
             <w:proofErr w:type="spellStart"/>
             <w:r>
-              <w:t>Elensar</w:t>
+              <w:t>Taedhor</w:t>
             </w:r>
             <w:proofErr w:type="spellEnd"/>
             <w:r>
-              <w:t xml:space="preserve">- </w:t>
-            </w:r>
-            <w:r>
-              <w:t>Born under lunar blessing</w:t>
-            </w:r>
-            <w:r>
-              <w:t>(M)</w:t>
-            </w:r>
-          </w:p>
-        </w:tc>
-        <w:tc>
-          <w:tcPr>
-            <w:tcW w:w="7517" w:type="dxa"/>
-          </w:tcPr>
-          <w:p>
-            <w:r>
-              <w:t>Airy</w:t>
+              <w:t xml:space="preserve"> Dolan - </w:t>
+            </w:r>
+            <w:r>
+              <w:t>Master of forests</w:t>
+            </w:r>
+            <w:r>
+              <w:t xml:space="preserve"> (M)</w:t>
+            </w:r>
+          </w:p>
+        </w:tc>
+        <w:tc>
+          <w:tcPr>
+            <w:tcW w:w="6768" w:type="dxa"/>
+          </w:tcPr>
+          <w:p>
+            <w:r>
+              <w:t>Nature</w:t>
             </w:r>
           </w:p>
         </w:tc>
@@ -770,120 +1064,34 @@
           <w:tcPr>
             <w:tcW w:w="534" w:type="dxa"/>
           </w:tcPr>
-          <w:p>
-            <w:r>
-              <w:lastRenderedPageBreak/>
-              <w:t>4</w:t>
-            </w:r>
-          </w:p>
-        </w:tc>
-        <w:tc>
-          <w:tcPr>
-            <w:tcW w:w="3685" w:type="dxa"/>
-          </w:tcPr>
-          <w:p>
+          <w:p/>
+        </w:tc>
+        <w:tc>
+          <w:tcPr>
+            <w:tcW w:w="4434" w:type="dxa"/>
+          </w:tcPr>
+          <w:p>
+            <w:r>
+              <w:t xml:space="preserve">Emperor </w:t>
+            </w:r>
             <w:proofErr w:type="spellStart"/>
             <w:r>
-              <w:t>Taedhor</w:t>
+              <w:t>Aranthir</w:t>
             </w:r>
             <w:proofErr w:type="spellEnd"/>
             <w:r>
-              <w:t xml:space="preserve">- </w:t>
-            </w:r>
-            <w:r>
-              <w:t>Master of forests</w:t>
-            </w:r>
-            <w:r>
-              <w:t xml:space="preserve"> (M)</w:t>
-            </w:r>
-          </w:p>
-        </w:tc>
-        <w:tc>
-          <w:tcPr>
-            <w:tcW w:w="7517" w:type="dxa"/>
-          </w:tcPr>
-          <w:p>
-            <w:r>
-              <w:t>Nature</w:t>
-            </w:r>
-          </w:p>
-        </w:tc>
-      </w:tr>
-      <w:tr>
-        <w:tc>
-          <w:tcPr>
-            <w:tcW w:w="534" w:type="dxa"/>
-          </w:tcPr>
-          <w:p>
-            <w:r>
-              <w:t>5</w:t>
-            </w:r>
-          </w:p>
-        </w:tc>
-        <w:tc>
-          <w:tcPr>
-            <w:tcW w:w="3685" w:type="dxa"/>
-          </w:tcPr>
-          <w:p>
-            <w:proofErr w:type="spellStart"/>
-            <w:r>
-              <w:t>Naerion</w:t>
-            </w:r>
-            <w:proofErr w:type="spellEnd"/>
-            <w:r>
-              <w:t>- Guardian of waterways (F)</w:t>
-            </w:r>
-          </w:p>
-        </w:tc>
-        <w:tc>
-          <w:tcPr>
-            <w:tcW w:w="7517" w:type="dxa"/>
-          </w:tcPr>
-          <w:p>
-            <w:r>
-              <w:t>Water</w:t>
-            </w:r>
-          </w:p>
-        </w:tc>
-      </w:tr>
-      <w:tr>
-        <w:tc>
-          <w:tcPr>
-            <w:tcW w:w="534" w:type="dxa"/>
-          </w:tcPr>
-          <w:p>
-            <w:r>
-              <w:t>6</w:t>
-            </w:r>
-          </w:p>
-        </w:tc>
-        <w:tc>
-          <w:tcPr>
-            <w:tcW w:w="3685" w:type="dxa"/>
-          </w:tcPr>
-          <w:p/>
-        </w:tc>
-        <w:tc>
-          <w:tcPr>
-            <w:tcW w:w="7517" w:type="dxa"/>
+              <w:t>- One of royal lineage</w:t>
+            </w:r>
+          </w:p>
+        </w:tc>
+        <w:tc>
+          <w:tcPr>
+            <w:tcW w:w="6768" w:type="dxa"/>
           </w:tcPr>
           <w:p/>
         </w:tc>
       </w:tr>
     </w:tbl>
-    <w:p>
-      <w:r>
-        <w:t xml:space="preserve">Emperor </w:t>
-      </w:r>
-      <w:proofErr w:type="spellStart"/>
-      <w:r>
-        <w:t>Aranthir</w:t>
-      </w:r>
-      <w:proofErr w:type="spellEnd"/>
-      <w:r>
-        <w:t>- One of royal lineage</w:t>
-      </w:r>
-    </w:p>
     <w:p>
       <w:pPr>
         <w:pStyle w:val="H3"/>
@@ -1091,6 +1299,7 @@
         <w:pStyle w:val="H3"/>
       </w:pPr>
       <w:r>
+        <w:lastRenderedPageBreak/>
         <w:t>Quantum Revolution</w:t>
       </w:r>
     </w:p>
@@ -1549,16 +1758,6 @@
       </w:r>
       <w:r>
         <w:t>https://kicklo.com/products/multifunctional-aluminium-alloy-hiking-stick</w:t>
-      </w:r>
-      <w:r>
-        <w:br/>
-        <w:t xml:space="preserve">(I like gadgets </w:t>
-      </w:r>
-      <w:r>
-        <w:sym w:font="Wingdings" w:char="F04A"/>
-      </w:r>
-      <w:r>
-        <w:t>)</w:t>
       </w:r>
     </w:p>
   </w:footnote>
@@ -1677,7 +1876,7 @@
         <v:path o:extrusionok="f" gradientshapeok="t" o:connecttype="rect"/>
         <o:lock v:ext="edit" aspectratio="t"/>
       </v:shapetype>
-      <v:shape id="_x0000_i1031" type="#_x0000_t75" style="width:3in;height:3in;visibility:visible;mso-wrap-style:square" o:bullet="t">
+      <v:shape id="_x0000_i1043" type="#_x0000_t75" style="width:3in;height:3in;visibility:visible;mso-wrap-style:square" o:bullet="t">
         <v:imagedata r:id="rId1" o:title="MC900065312[1]"/>
       </v:shape>
     </w:pict>
@@ -2486,7 +2685,6 @@
   <w:style w:type="character" w:default="1" w:styleId="DefaultParagraphFont">
     <w:name w:val="Default Paragraph Font"/>
     <w:uiPriority w:val="1"/>
-    <w:semiHidden/>
     <w:unhideWhenUsed/>
   </w:style>
   <w:style w:type="table" w:default="1" w:styleId="TableNormal">
@@ -3243,7 +3441,7 @@
 </file>
 
 <file path=customXml/itemProps1.xml><?xml version="1.0" encoding="utf-8"?>
-<ds:datastoreItem xmlns:ds="http://schemas.openxmlformats.org/officeDocument/2006/customXml" ds:itemID="{77253FCF-4F25-4427-88ED-7F474DFFC1BE}">
+<ds:datastoreItem xmlns:ds="http://schemas.openxmlformats.org/officeDocument/2006/customXml" ds:itemID="{17C839B8-8730-46B3-8E3B-FB625D326583}">
   <ds:schemaRefs>
     <ds:schemaRef ds:uri="http://schemas.openxmlformats.org/officeDocument/2006/bibliography"/>
   </ds:schemaRefs>

--- a/Books/RPG_Books/ThePrincessAndTheMonsterChef/Notes_ThePrincessAndTheMonsterChef.docx
+++ b/Books/RPG_Books/ThePrincessAndTheMonsterChef/Notes_ThePrincessAndTheMonsterChef.docx
@@ -62,6 +62,138 @@
       <w:pPr>
         <w:pStyle w:val="H3"/>
       </w:pPr>
+      <w:proofErr w:type="spellStart"/>
+      <w:proofErr w:type="gramStart"/>
+      <w:r>
+        <w:t>ss</w:t>
+      </w:r>
+      <w:proofErr w:type="spellEnd"/>
+      <w:proofErr w:type="gramEnd"/>
+    </w:p>
+    <w:p>
+      <w:pPr>
+        <w:pStyle w:val="ListParagraph"/>
+        <w:numPr>
+          <w:ilvl w:val="0"/>
+          <w:numId w:val="5"/>
+        </w:numPr>
+      </w:pPr>
+      <w:r>
+        <w:t>Light</w:t>
+      </w:r>
+    </w:p>
+    <w:p>
+      <w:pPr>
+        <w:pStyle w:val="ListParagraph"/>
+        <w:numPr>
+          <w:ilvl w:val="0"/>
+          <w:numId w:val="5"/>
+        </w:numPr>
+      </w:pPr>
+      <w:r>
+        <w:t>Shadow</w:t>
+      </w:r>
+    </w:p>
+    <w:p>
+      <w:pPr>
+        <w:pStyle w:val="ListParagraph"/>
+        <w:numPr>
+          <w:ilvl w:val="0"/>
+          <w:numId w:val="5"/>
+        </w:numPr>
+      </w:pPr>
+      <w:r>
+        <w:t>Earth</w:t>
+      </w:r>
+    </w:p>
+    <w:p>
+      <w:pPr>
+        <w:pStyle w:val="ListParagraph"/>
+        <w:numPr>
+          <w:ilvl w:val="0"/>
+          <w:numId w:val="5"/>
+        </w:numPr>
+      </w:pPr>
+      <w:r>
+        <w:t>Water</w:t>
+      </w:r>
+    </w:p>
+    <w:p>
+      <w:pPr>
+        <w:pStyle w:val="ListParagraph"/>
+        <w:numPr>
+          <w:ilvl w:val="0"/>
+          <w:numId w:val="5"/>
+        </w:numPr>
+      </w:pPr>
+      <w:r>
+        <w:t>Fire</w:t>
+      </w:r>
+    </w:p>
+    <w:p>
+      <w:pPr>
+        <w:pStyle w:val="ListParagraph"/>
+        <w:numPr>
+          <w:ilvl w:val="0"/>
+          <w:numId w:val="5"/>
+        </w:numPr>
+      </w:pPr>
+      <w:r>
+        <w:t>Air</w:t>
+      </w:r>
+    </w:p>
+    <w:p>
+      <w:pPr>
+        <w:pStyle w:val="ListParagraph"/>
+        <w:numPr>
+          <w:ilvl w:val="0"/>
+          <w:numId w:val="5"/>
+        </w:numPr>
+      </w:pPr>
+      <w:r>
+        <w:t>Electricity</w:t>
+      </w:r>
+    </w:p>
+    <w:p>
+      <w:pPr>
+        <w:pStyle w:val="ListParagraph"/>
+        <w:numPr>
+          <w:ilvl w:val="0"/>
+          <w:numId w:val="5"/>
+        </w:numPr>
+      </w:pPr>
+      <w:r>
+        <w:t>Life</w:t>
+      </w:r>
+    </w:p>
+    <w:p>
+      <w:pPr>
+        <w:pStyle w:val="ListParagraph"/>
+        <w:numPr>
+          <w:ilvl w:val="0"/>
+          <w:numId w:val="5"/>
+        </w:numPr>
+      </w:pPr>
+      <w:r>
+        <w:t>Death</w:t>
+      </w:r>
+    </w:p>
+    <w:p>
+      <w:pPr>
+        <w:pStyle w:val="ListParagraph"/>
+        <w:numPr>
+          <w:ilvl w:val="0"/>
+          <w:numId w:val="5"/>
+        </w:numPr>
+      </w:pPr>
+      <w:r>
+        <w:t>Nature</w:t>
+      </w:r>
+    </w:p>
+    <w:p>
+      <w:pPr>
+        <w:pStyle w:val="H3"/>
+      </w:pPr>
       <w:r>
         <w:t>Monsters - Shadow</w:t>
       </w:r>
@@ -175,10 +307,202 @@
         <w:pStyle w:val="H3"/>
       </w:pPr>
       <w:r>
-        <w:t xml:space="preserve">Mountain Preppers </w:t>
-      </w:r>
-      <w:r>
-        <w:t>-</w:t>
+        <w:lastRenderedPageBreak/>
+        <w:t>Monsters</w:t>
+      </w:r>
+    </w:p>
+    <w:tbl>
+      <w:tblPr>
+        <w:tblStyle w:val="TableGrid"/>
+        <w:tblW w:w="0" w:type="auto"/>
+        <w:tblLook w:val="04A0"/>
+      </w:tblPr>
+      <w:tblGrid>
+        <w:gridCol w:w="2078"/>
+        <w:gridCol w:w="2283"/>
+        <w:gridCol w:w="7375"/>
+      </w:tblGrid>
+      <w:tr>
+        <w:tc>
+          <w:tcPr>
+            <w:tcW w:w="2078" w:type="dxa"/>
+          </w:tcPr>
+          <w:p>
+            <w:r>
+              <w:t>Gremlins</w:t>
+            </w:r>
+          </w:p>
+        </w:tc>
+        <w:tc>
+          <w:tcPr>
+            <w:tcW w:w="2283" w:type="dxa"/>
+          </w:tcPr>
+          <w:p>
+            <w:r>
+              <w:t>Shadow</w:t>
+            </w:r>
+          </w:p>
+        </w:tc>
+        <w:tc>
+          <w:tcPr>
+            <w:tcW w:w="7375" w:type="dxa"/>
+          </w:tcPr>
+          <w:p/>
+        </w:tc>
+      </w:tr>
+      <w:tr>
+        <w:tc>
+          <w:tcPr>
+            <w:tcW w:w="2078" w:type="dxa"/>
+          </w:tcPr>
+          <w:p>
+            <w:r>
+              <w:t>Copse ravens</w:t>
+            </w:r>
+          </w:p>
+        </w:tc>
+        <w:tc>
+          <w:tcPr>
+            <w:tcW w:w="2283" w:type="dxa"/>
+          </w:tcPr>
+          <w:p>
+            <w:r>
+              <w:t>Shadow</w:t>
+            </w:r>
+          </w:p>
+        </w:tc>
+        <w:tc>
+          <w:tcPr>
+            <w:tcW w:w="7375" w:type="dxa"/>
+          </w:tcPr>
+          <w:p/>
+        </w:tc>
+      </w:tr>
+      <w:tr>
+        <w:tc>
+          <w:tcPr>
+            <w:tcW w:w="2078" w:type="dxa"/>
+          </w:tcPr>
+          <w:p>
+            <w:proofErr w:type="spellStart"/>
+            <w:r>
+              <w:t>Aardvole</w:t>
+            </w:r>
+            <w:proofErr w:type="spellEnd"/>
+          </w:p>
+        </w:tc>
+        <w:tc>
+          <w:tcPr>
+            <w:tcW w:w="2283" w:type="dxa"/>
+          </w:tcPr>
+          <w:p>
+            <w:r>
+              <w:t>Earth</w:t>
+            </w:r>
+          </w:p>
+        </w:tc>
+        <w:tc>
+          <w:tcPr>
+            <w:tcW w:w="7375" w:type="dxa"/>
+          </w:tcPr>
+          <w:p>
+            <w:r>
+              <w:t>Combination aardvark and vole</w:t>
+            </w:r>
+          </w:p>
+        </w:tc>
+      </w:tr>
+      <w:tr>
+        <w:tc>
+          <w:tcPr>
+            <w:tcW w:w="2078" w:type="dxa"/>
+          </w:tcPr>
+          <w:p>
+            <w:r>
+              <w:t>Flame swift</w:t>
+            </w:r>
+          </w:p>
+        </w:tc>
+        <w:tc>
+          <w:tcPr>
+            <w:tcW w:w="2283" w:type="dxa"/>
+          </w:tcPr>
+          <w:p>
+            <w:r>
+              <w:t>Fire</w:t>
+            </w:r>
+          </w:p>
+        </w:tc>
+        <w:tc>
+          <w:tcPr>
+            <w:tcW w:w="7375" w:type="dxa"/>
+          </w:tcPr>
+          <w:p/>
+        </w:tc>
+      </w:tr>
+      <w:tr>
+        <w:tc>
+          <w:tcPr>
+            <w:tcW w:w="2078" w:type="dxa"/>
+          </w:tcPr>
+          <w:p>
+            <w:r>
+              <w:t>Lightning falcon</w:t>
+            </w:r>
+          </w:p>
+        </w:tc>
+        <w:tc>
+          <w:tcPr>
+            <w:tcW w:w="2283" w:type="dxa"/>
+          </w:tcPr>
+          <w:p>
+            <w:r>
+              <w:t>Lightning</w:t>
+            </w:r>
+          </w:p>
+        </w:tc>
+        <w:tc>
+          <w:tcPr>
+            <w:tcW w:w="7375" w:type="dxa"/>
+          </w:tcPr>
+          <w:p/>
+        </w:tc>
+      </w:tr>
+      <w:tr>
+        <w:tc>
+          <w:tcPr>
+            <w:tcW w:w="2078" w:type="dxa"/>
+          </w:tcPr>
+          <w:p>
+            <w:r>
+              <w:t>Water skipper</w:t>
+            </w:r>
+          </w:p>
+        </w:tc>
+        <w:tc>
+          <w:tcPr>
+            <w:tcW w:w="2283" w:type="dxa"/>
+          </w:tcPr>
+          <w:p>
+            <w:r>
+              <w:t>Water</w:t>
+            </w:r>
+          </w:p>
+        </w:tc>
+        <w:tc>
+          <w:tcPr>
+            <w:tcW w:w="7375" w:type="dxa"/>
+          </w:tcPr>
+          <w:p/>
+        </w:tc>
+      </w:tr>
+    </w:tbl>
+    <w:p>
+      <w:pPr>
+        <w:pStyle w:val="H3"/>
+      </w:pPr>
+      <w:r>
+        <w:t>Mountain Preppers</w:t>
       </w:r>
     </w:p>
     <w:tbl>
@@ -202,7 +526,16 @@
           <w:tcPr>
             <w:tcW w:w="8651" w:type="dxa"/>
           </w:tcPr>
-          <w:p/>
+          <w:p>
+            <w:r>
+              <w:t>Golden Eagle Golf Club</w:t>
+            </w:r>
+          </w:p>
+          <w:p>
+            <w:r>
+              <w:t>Swaneset Bay Resort &amp; Country Club</w:t>
+            </w:r>
+          </w:p>
         </w:tc>
       </w:tr>
       <w:tr>
@@ -210,13 +543,21 @@
           <w:tcPr>
             <w:tcW w:w="3085" w:type="dxa"/>
           </w:tcPr>
-          <w:p/>
+          <w:p>
+            <w:r>
+              <w:t>Graham Bell</w:t>
+            </w:r>
+          </w:p>
         </w:tc>
         <w:tc>
           <w:tcPr>
             <w:tcW w:w="8651" w:type="dxa"/>
           </w:tcPr>
-          <w:p/>
+          <w:p>
+            <w:r>
+              <w:t>President</w:t>
+            </w:r>
+          </w:p>
         </w:tc>
       </w:tr>
       <w:tr>
@@ -224,13 +565,115 @@
           <w:tcPr>
             <w:tcW w:w="3085" w:type="dxa"/>
           </w:tcPr>
-          <w:p/>
+          <w:p>
+            <w:r>
+              <w:t xml:space="preserve">Walter Scot, </w:t>
+            </w:r>
+          </w:p>
         </w:tc>
         <w:tc>
           <w:tcPr>
             <w:tcW w:w="8651" w:type="dxa"/>
           </w:tcPr>
-          <w:p/>
+          <w:p>
+            <w:r>
+              <w:t>development manager</w:t>
+            </w:r>
+          </w:p>
+        </w:tc>
+      </w:tr>
+      <w:tr>
+        <w:tc>
+          <w:tcPr>
+            <w:tcW w:w="3085" w:type="dxa"/>
+          </w:tcPr>
+          <w:p>
+            <w:r>
+              <w:t>Wendy Miller</w:t>
+            </w:r>
+          </w:p>
+        </w:tc>
+        <w:tc>
+          <w:tcPr>
+            <w:tcW w:w="8651" w:type="dxa"/>
+          </w:tcPr>
+          <w:p>
+            <w:r>
+              <w:t>CEO</w:t>
+            </w:r>
+          </w:p>
+        </w:tc>
+      </w:tr>
+      <w:tr>
+        <w:tc>
+          <w:tcPr>
+            <w:tcW w:w="3085" w:type="dxa"/>
+          </w:tcPr>
+          <w:p/>
+        </w:tc>
+        <w:tc>
+          <w:tcPr>
+            <w:tcW w:w="8651" w:type="dxa"/>
+          </w:tcPr>
+          <w:p/>
+        </w:tc>
+      </w:tr>
+      <w:tr>
+        <w:tc>
+          <w:tcPr>
+            <w:tcW w:w="3085" w:type="dxa"/>
+          </w:tcPr>
+          <w:p/>
+        </w:tc>
+        <w:tc>
+          <w:tcPr>
+            <w:tcW w:w="8651" w:type="dxa"/>
+          </w:tcPr>
+          <w:p/>
+        </w:tc>
+      </w:tr>
+      <w:tr>
+        <w:tc>
+          <w:tcPr>
+            <w:tcW w:w="3085" w:type="dxa"/>
+          </w:tcPr>
+          <w:p>
+            <w:r>
+              <w:t>Billy Mason</w:t>
+            </w:r>
+          </w:p>
+        </w:tc>
+        <w:tc>
+          <w:tcPr>
+            <w:tcW w:w="8651" w:type="dxa"/>
+          </w:tcPr>
+          <w:p>
+            <w:r>
+              <w:t>Sales rep</w:t>
+            </w:r>
+          </w:p>
+        </w:tc>
+      </w:tr>
+      <w:tr>
+        <w:tc>
+          <w:tcPr>
+            <w:tcW w:w="3085" w:type="dxa"/>
+          </w:tcPr>
+          <w:p>
+            <w:r>
+              <w:t>Samantha Miller</w:t>
+            </w:r>
+          </w:p>
+        </w:tc>
+        <w:tc>
+          <w:tcPr>
+            <w:tcW w:w="8651" w:type="dxa"/>
+          </w:tcPr>
+          <w:p>
+            <w:r>
+              <w:t>Secretary</w:t>
+            </w:r>
+          </w:p>
         </w:tc>
       </w:tr>
     </w:tbl>
@@ -238,143 +681,11 @@
       <w:pPr>
         <w:pStyle w:val="H3"/>
       </w:pPr>
-      <w:proofErr w:type="spellStart"/>
-      <w:proofErr w:type="gramStart"/>
-      <w:r>
-        <w:t>ss</w:t>
-      </w:r>
-      <w:proofErr w:type="spellEnd"/>
-      <w:proofErr w:type="gramEnd"/>
-    </w:p>
-    <w:p>
-      <w:pPr>
-        <w:pStyle w:val="ListParagraph"/>
-        <w:numPr>
-          <w:ilvl w:val="0"/>
-          <w:numId w:val="5"/>
-        </w:numPr>
-      </w:pPr>
-      <w:r>
-        <w:t>Light</w:t>
-      </w:r>
-    </w:p>
-    <w:p>
-      <w:pPr>
-        <w:pStyle w:val="ListParagraph"/>
-        <w:numPr>
-          <w:ilvl w:val="0"/>
-          <w:numId w:val="5"/>
-        </w:numPr>
-      </w:pPr>
-      <w:r>
-        <w:t>Shadow</w:t>
-      </w:r>
-    </w:p>
-    <w:p>
-      <w:pPr>
-        <w:pStyle w:val="ListParagraph"/>
-        <w:numPr>
-          <w:ilvl w:val="0"/>
-          <w:numId w:val="5"/>
-        </w:numPr>
-      </w:pPr>
-      <w:r>
-        <w:t>Earth</w:t>
-      </w:r>
-    </w:p>
-    <w:p>
-      <w:pPr>
-        <w:pStyle w:val="ListParagraph"/>
-        <w:numPr>
-          <w:ilvl w:val="0"/>
-          <w:numId w:val="5"/>
-        </w:numPr>
-      </w:pPr>
-      <w:r>
-        <w:t>Water</w:t>
-      </w:r>
-    </w:p>
-    <w:p>
-      <w:pPr>
-        <w:pStyle w:val="ListParagraph"/>
-        <w:numPr>
-          <w:ilvl w:val="0"/>
-          <w:numId w:val="5"/>
-        </w:numPr>
-      </w:pPr>
-      <w:r>
-        <w:t>Fire</w:t>
-      </w:r>
-    </w:p>
-    <w:p>
-      <w:pPr>
-        <w:pStyle w:val="ListParagraph"/>
-        <w:numPr>
-          <w:ilvl w:val="0"/>
-          <w:numId w:val="5"/>
-        </w:numPr>
-      </w:pPr>
-      <w:r>
-        <w:t>Air</w:t>
-      </w:r>
-    </w:p>
-    <w:p>
-      <w:pPr>
-        <w:pStyle w:val="ListParagraph"/>
-        <w:numPr>
-          <w:ilvl w:val="0"/>
-          <w:numId w:val="5"/>
-        </w:numPr>
-      </w:pPr>
-      <w:r>
-        <w:t>Electricity</w:t>
-      </w:r>
-    </w:p>
-    <w:p>
-      <w:pPr>
-        <w:pStyle w:val="ListParagraph"/>
-        <w:numPr>
-          <w:ilvl w:val="0"/>
-          <w:numId w:val="5"/>
-        </w:numPr>
-      </w:pPr>
-      <w:r>
-        <w:t>Life</w:t>
-      </w:r>
-    </w:p>
-    <w:p>
-      <w:pPr>
-        <w:pStyle w:val="ListParagraph"/>
-        <w:numPr>
-          <w:ilvl w:val="0"/>
-          <w:numId w:val="5"/>
-        </w:numPr>
-      </w:pPr>
-      <w:r>
-        <w:lastRenderedPageBreak/>
-        <w:t>Death</w:t>
-      </w:r>
-    </w:p>
-    <w:p>
-      <w:pPr>
-        <w:pStyle w:val="ListParagraph"/>
-        <w:numPr>
-          <w:ilvl w:val="0"/>
-          <w:numId w:val="5"/>
-        </w:numPr>
-      </w:pPr>
-      <w:r>
-        <w:t>Nature</w:t>
-      </w:r>
-    </w:p>
-    <w:p/>
-    <w:p/>
-    <w:p>
-      <w:pPr>
-        <w:pStyle w:val="H3"/>
-      </w:pPr>
       <w:r>
         <w:t>Family</w:t>
+      </w:r>
+      <w:r>
+        <w:t xml:space="preserve"> Adams</w:t>
       </w:r>
     </w:p>
     <w:tbl>
@@ -395,7 +706,7 @@
           </w:tcPr>
           <w:p>
             <w:r>
-              <w:t>1</w:t>
+              <w:t>2</w:t>
             </w:r>
           </w:p>
         </w:tc>
@@ -405,7 +716,7 @@
           </w:tcPr>
           <w:p>
             <w:r>
-              <w:t>Luke</w:t>
+              <w:t>Molly, Mother</w:t>
             </w:r>
           </w:p>
         </w:tc>
@@ -415,7 +726,7 @@
           </w:tcPr>
           <w:p>
             <w:r>
-              <w:t>Shadow</w:t>
+              <w:t>Nature</w:t>
             </w:r>
           </w:p>
         </w:tc>
@@ -427,7 +738,7 @@
           </w:tcPr>
           <w:p>
             <w:r>
-              <w:t>2</w:t>
+              <w:t>3</w:t>
             </w:r>
           </w:p>
         </w:tc>
@@ -437,7 +748,7 @@
           </w:tcPr>
           <w:p>
             <w:r>
-              <w:t>Molly, Mother</w:t>
+              <w:t>Henry, Father</w:t>
             </w:r>
           </w:p>
         </w:tc>
@@ -447,42 +758,9 @@
           </w:tcPr>
           <w:p>
             <w:r>
-              <w:t>Nature</w:t>
-            </w:r>
-          </w:p>
-        </w:tc>
-      </w:tr>
-      <w:tr>
-        <w:tc>
-          <w:tcPr>
-            <w:tcW w:w="392" w:type="dxa"/>
-          </w:tcPr>
-          <w:p>
-            <w:r>
-              <w:t>3</w:t>
-            </w:r>
-          </w:p>
-        </w:tc>
-        <w:tc>
-          <w:tcPr>
-            <w:tcW w:w="4548" w:type="dxa"/>
-          </w:tcPr>
-          <w:p>
-            <w:r>
-              <w:t>Henry, Father</w:t>
-            </w:r>
-          </w:p>
-        </w:tc>
-        <w:tc>
-          <w:tcPr>
-            <w:tcW w:w="6796" w:type="dxa"/>
-          </w:tcPr>
-          <w:p>
-            <w:r>
               <w:t>Earth</w:t>
             </w:r>
           </w:p>
-          <w:p/>
           <w:p>
             <w:r>
               <w:t>multi-function hiking stick</w:t>
@@ -506,6 +784,71 @@
           </w:tcPr>
           <w:p>
             <w:r>
+              <w:lastRenderedPageBreak/>
+              <w:t>6</w:t>
+            </w:r>
+          </w:p>
+        </w:tc>
+        <w:tc>
+          <w:tcPr>
+            <w:tcW w:w="4548" w:type="dxa"/>
+          </w:tcPr>
+          <w:p>
+            <w:r>
+              <w:t>Brenda, older sister</w:t>
+            </w:r>
+          </w:p>
+        </w:tc>
+        <w:tc>
+          <w:tcPr>
+            <w:tcW w:w="6796" w:type="dxa"/>
+          </w:tcPr>
+          <w:p>
+            <w:r>
+              <w:t>Water</w:t>
+            </w:r>
+          </w:p>
+        </w:tc>
+      </w:tr>
+      <w:tr>
+        <w:tc>
+          <w:tcPr>
+            <w:tcW w:w="392" w:type="dxa"/>
+          </w:tcPr>
+          <w:p>
+            <w:r>
+              <w:t>1</w:t>
+            </w:r>
+          </w:p>
+        </w:tc>
+        <w:tc>
+          <w:tcPr>
+            <w:tcW w:w="4548" w:type="dxa"/>
+          </w:tcPr>
+          <w:p>
+            <w:r>
+              <w:t>Luke, 18</w:t>
+            </w:r>
+          </w:p>
+        </w:tc>
+        <w:tc>
+          <w:tcPr>
+            <w:tcW w:w="6796" w:type="dxa"/>
+          </w:tcPr>
+          <w:p>
+            <w:r>
+              <w:t>Shadow</w:t>
+            </w:r>
+          </w:p>
+        </w:tc>
+      </w:tr>
+      <w:tr>
+        <w:tc>
+          <w:tcPr>
+            <w:tcW w:w="392" w:type="dxa"/>
+          </w:tcPr>
+          <w:p>
+            <w:r>
               <w:t>4</w:t>
             </w:r>
           </w:p>
@@ -563,165 +906,12 @@
           </w:p>
         </w:tc>
       </w:tr>
-      <w:tr>
-        <w:tc>
-          <w:tcPr>
-            <w:tcW w:w="392" w:type="dxa"/>
-          </w:tcPr>
-          <w:p>
-            <w:r>
-              <w:t>6</w:t>
-            </w:r>
-          </w:p>
-        </w:tc>
-        <w:tc>
-          <w:tcPr>
-            <w:tcW w:w="4548" w:type="dxa"/>
-          </w:tcPr>
-          <w:p>
-            <w:r>
-              <w:t>Jane, older sister</w:t>
-            </w:r>
-          </w:p>
-        </w:tc>
-        <w:tc>
-          <w:tcPr>
-            <w:tcW w:w="6796" w:type="dxa"/>
-          </w:tcPr>
-          <w:p>
-            <w:r>
-              <w:t>Water</w:t>
-            </w:r>
-          </w:p>
-        </w:tc>
-      </w:tr>
-      <w:tr>
-        <w:tc>
-          <w:tcPr>
-            <w:tcW w:w="392" w:type="dxa"/>
-          </w:tcPr>
-          <w:p/>
-        </w:tc>
-        <w:tc>
-          <w:tcPr>
-            <w:tcW w:w="4548" w:type="dxa"/>
-          </w:tcPr>
-          <w:p/>
-        </w:tc>
-        <w:tc>
-          <w:tcPr>
-            <w:tcW w:w="6796" w:type="dxa"/>
-          </w:tcPr>
-          <w:p/>
-        </w:tc>
-      </w:tr>
-      <w:tr>
-        <w:tc>
-          <w:tcPr>
-            <w:tcW w:w="392" w:type="dxa"/>
-          </w:tcPr>
-          <w:p/>
-        </w:tc>
-        <w:tc>
-          <w:tcPr>
-            <w:tcW w:w="4548" w:type="dxa"/>
-          </w:tcPr>
-          <w:p/>
-        </w:tc>
-        <w:tc>
-          <w:tcPr>
-            <w:tcW w:w="6796" w:type="dxa"/>
-          </w:tcPr>
-          <w:p/>
-        </w:tc>
-      </w:tr>
-      <w:tr>
-        <w:tc>
-          <w:tcPr>
-            <w:tcW w:w="392" w:type="dxa"/>
-          </w:tcPr>
-          <w:p/>
-        </w:tc>
-        <w:tc>
-          <w:tcPr>
-            <w:tcW w:w="4548" w:type="dxa"/>
-          </w:tcPr>
-          <w:p/>
-        </w:tc>
-        <w:tc>
-          <w:tcPr>
-            <w:tcW w:w="6796" w:type="dxa"/>
-          </w:tcPr>
-          <w:p/>
-        </w:tc>
-      </w:tr>
-      <w:tr>
-        <w:tc>
-          <w:tcPr>
-            <w:tcW w:w="392" w:type="dxa"/>
-          </w:tcPr>
-          <w:p/>
-        </w:tc>
-        <w:tc>
-          <w:tcPr>
-            <w:tcW w:w="4548" w:type="dxa"/>
-          </w:tcPr>
-          <w:p/>
-        </w:tc>
-        <w:tc>
-          <w:tcPr>
-            <w:tcW w:w="6796" w:type="dxa"/>
-          </w:tcPr>
-          <w:p/>
-        </w:tc>
-      </w:tr>
-      <w:tr>
-        <w:tc>
-          <w:tcPr>
-            <w:tcW w:w="392" w:type="dxa"/>
-          </w:tcPr>
-          <w:p/>
-        </w:tc>
-        <w:tc>
-          <w:tcPr>
-            <w:tcW w:w="4548" w:type="dxa"/>
-          </w:tcPr>
-          <w:p/>
-        </w:tc>
-        <w:tc>
-          <w:tcPr>
-            <w:tcW w:w="6796" w:type="dxa"/>
-          </w:tcPr>
-          <w:p/>
-        </w:tc>
-      </w:tr>
-      <w:tr>
-        <w:tc>
-          <w:tcPr>
-            <w:tcW w:w="392" w:type="dxa"/>
-          </w:tcPr>
-          <w:p/>
-        </w:tc>
-        <w:tc>
-          <w:tcPr>
-            <w:tcW w:w="4548" w:type="dxa"/>
-          </w:tcPr>
-          <w:p/>
-        </w:tc>
-        <w:tc>
-          <w:tcPr>
-            <w:tcW w:w="6796" w:type="dxa"/>
-          </w:tcPr>
-          <w:p/>
-        </w:tc>
-      </w:tr>
     </w:tbl>
     <w:p>
       <w:pPr>
         <w:pStyle w:val="H3"/>
       </w:pPr>
       <w:r>
-        <w:lastRenderedPageBreak/>
         <w:t>Princess cohort</w:t>
       </w:r>
       <w:r>
@@ -795,6 +985,49 @@
           </w:tcPr>
           <w:p>
             <w:r>
+              <w:t>2</w:t>
+            </w:r>
+          </w:p>
+        </w:tc>
+        <w:tc>
+          <w:tcPr>
+            <w:tcW w:w="4434" w:type="dxa"/>
+          </w:tcPr>
+          <w:p>
+            <w:proofErr w:type="spellStart"/>
+            <w:r>
+              <w:t>Vanima</w:t>
+            </w:r>
+            <w:proofErr w:type="spellEnd"/>
+            <w:r>
+              <w:t xml:space="preserve"> Grandly - </w:t>
+            </w:r>
+            <w:r>
+              <w:t>Beautiful One</w:t>
+            </w:r>
+            <w:r>
+              <w:t xml:space="preserve"> (F)</w:t>
+            </w:r>
+          </w:p>
+        </w:tc>
+        <w:tc>
+          <w:tcPr>
+            <w:tcW w:w="6768" w:type="dxa"/>
+          </w:tcPr>
+          <w:p>
+            <w:r>
+              <w:t>Electricity</w:t>
+            </w:r>
+          </w:p>
+        </w:tc>
+      </w:tr>
+      <w:tr>
+        <w:tc>
+          <w:tcPr>
+            <w:tcW w:w="534" w:type="dxa"/>
+          </w:tcPr>
+          <w:p>
+            <w:r>
               <w:t>3</w:t>
             </w:r>
           </w:p>
@@ -918,19 +1151,42 @@
           <w:tcPr>
             <w:tcW w:w="534" w:type="dxa"/>
           </w:tcPr>
-          <w:p/>
+          <w:p>
+            <w:r>
+              <w:t>6</w:t>
+            </w:r>
+          </w:p>
         </w:tc>
         <w:tc>
           <w:tcPr>
             <w:tcW w:w="4434" w:type="dxa"/>
           </w:tcPr>
-          <w:p/>
+          <w:p>
+            <w:proofErr w:type="spellStart"/>
+            <w:r>
+              <w:t>Taedhor</w:t>
+            </w:r>
+            <w:proofErr w:type="spellEnd"/>
+            <w:r>
+              <w:t xml:space="preserve"> Dolan - </w:t>
+            </w:r>
+            <w:r>
+              <w:t>Master of forests</w:t>
+            </w:r>
+            <w:r>
+              <w:t xml:space="preserve"> (M)</w:t>
+            </w:r>
+          </w:p>
         </w:tc>
         <w:tc>
           <w:tcPr>
             <w:tcW w:w="6768" w:type="dxa"/>
           </w:tcPr>
-          <w:p/>
+          <w:p>
+            <w:r>
+              <w:t>Nature</w:t>
+            </w:r>
+          </w:p>
         </w:tc>
       </w:tr>
       <w:tr>
@@ -978,30 +1234,43 @@
           <w:tcPr>
             <w:tcW w:w="534" w:type="dxa"/>
           </w:tcPr>
-          <w:p>
-            <w:r>
-              <w:t>2</w:t>
-            </w:r>
-          </w:p>
+          <w:p/>
         </w:tc>
         <w:tc>
           <w:tcPr>
             <w:tcW w:w="4434" w:type="dxa"/>
           </w:tcPr>
-          <w:p>
+          <w:p/>
+        </w:tc>
+        <w:tc>
+          <w:tcPr>
+            <w:tcW w:w="6768" w:type="dxa"/>
+          </w:tcPr>
+          <w:p/>
+        </w:tc>
+      </w:tr>
+      <w:tr>
+        <w:tc>
+          <w:tcPr>
+            <w:tcW w:w="534" w:type="dxa"/>
+          </w:tcPr>
+          <w:p/>
+        </w:tc>
+        <w:tc>
+          <w:tcPr>
+            <w:tcW w:w="4434" w:type="dxa"/>
+          </w:tcPr>
+          <w:p>
+            <w:r>
+              <w:t xml:space="preserve">Emperor </w:t>
+            </w:r>
             <w:proofErr w:type="spellStart"/>
             <w:r>
-              <w:t>Vanima</w:t>
+              <w:t>Aranthir</w:t>
             </w:r>
             <w:proofErr w:type="spellEnd"/>
             <w:r>
-              <w:t xml:space="preserve"> Grandly - </w:t>
-            </w:r>
-            <w:r>
-              <w:t>Beautiful One</w:t>
-            </w:r>
-            <w:r>
-              <w:t xml:space="preserve"> (F)</w:t>
+              <w:t>- One of royal lineage</w:t>
             </w:r>
           </w:p>
         </w:tc>
@@ -1009,85 +1278,6 @@
           <w:tcPr>
             <w:tcW w:w="6768" w:type="dxa"/>
           </w:tcPr>
-          <w:p>
-            <w:r>
-              <w:t>Electricity</w:t>
-            </w:r>
-          </w:p>
-        </w:tc>
-      </w:tr>
-      <w:tr>
-        <w:tc>
-          <w:tcPr>
-            <w:tcW w:w="534" w:type="dxa"/>
-          </w:tcPr>
-          <w:p>
-            <w:r>
-              <w:t>6</w:t>
-            </w:r>
-          </w:p>
-        </w:tc>
-        <w:tc>
-          <w:tcPr>
-            <w:tcW w:w="4434" w:type="dxa"/>
-          </w:tcPr>
-          <w:p>
-            <w:proofErr w:type="spellStart"/>
-            <w:r>
-              <w:t>Taedhor</w:t>
-            </w:r>
-            <w:proofErr w:type="spellEnd"/>
-            <w:r>
-              <w:t xml:space="preserve"> Dolan - </w:t>
-            </w:r>
-            <w:r>
-              <w:t>Master of forests</w:t>
-            </w:r>
-            <w:r>
-              <w:t xml:space="preserve"> (M)</w:t>
-            </w:r>
-          </w:p>
-        </w:tc>
-        <w:tc>
-          <w:tcPr>
-            <w:tcW w:w="6768" w:type="dxa"/>
-          </w:tcPr>
-          <w:p>
-            <w:r>
-              <w:t>Nature</w:t>
-            </w:r>
-          </w:p>
-        </w:tc>
-      </w:tr>
-      <w:tr>
-        <w:tc>
-          <w:tcPr>
-            <w:tcW w:w="534" w:type="dxa"/>
-          </w:tcPr>
-          <w:p/>
-        </w:tc>
-        <w:tc>
-          <w:tcPr>
-            <w:tcW w:w="4434" w:type="dxa"/>
-          </w:tcPr>
-          <w:p>
-            <w:r>
-              <w:t xml:space="preserve">Emperor </w:t>
-            </w:r>
-            <w:proofErr w:type="spellStart"/>
-            <w:r>
-              <w:t>Aranthir</w:t>
-            </w:r>
-            <w:proofErr w:type="spellEnd"/>
-            <w:r>
-              <w:t>- One of royal lineage</w:t>
-            </w:r>
-          </w:p>
-        </w:tc>
-        <w:tc>
-          <w:tcPr>
-            <w:tcW w:w="6768" w:type="dxa"/>
-          </w:tcPr>
           <w:p/>
         </w:tc>
       </w:tr>
@@ -1097,7 +1287,7 @@
         <w:pStyle w:val="H3"/>
       </w:pPr>
       <w:r>
-        <w:t>Monsters</w:t>
+        <w:t>Archons</w:t>
       </w:r>
     </w:p>
     <w:tbl>
@@ -1107,203 +1297,59 @@
         <w:tblLook w:val="04A0"/>
       </w:tblPr>
       <w:tblGrid>
-        <w:gridCol w:w="2078"/>
-        <w:gridCol w:w="2283"/>
-        <w:gridCol w:w="7375"/>
+        <w:gridCol w:w="392"/>
+        <w:gridCol w:w="4548"/>
+        <w:gridCol w:w="6796"/>
       </w:tblGrid>
       <w:tr>
         <w:tc>
           <w:tcPr>
-            <w:tcW w:w="2078" w:type="dxa"/>
-          </w:tcPr>
-          <w:p>
-            <w:r>
-              <w:t>Gremlins</w:t>
-            </w:r>
-          </w:p>
-        </w:tc>
-        <w:tc>
-          <w:tcPr>
-            <w:tcW w:w="2283" w:type="dxa"/>
-          </w:tcPr>
-          <w:p>
-            <w:r>
-              <w:t>Shadow</w:t>
-            </w:r>
-          </w:p>
-        </w:tc>
-        <w:tc>
-          <w:tcPr>
-            <w:tcW w:w="7375" w:type="dxa"/>
-          </w:tcPr>
-          <w:p/>
-        </w:tc>
-      </w:tr>
-      <w:tr>
-        <w:tc>
-          <w:tcPr>
-            <w:tcW w:w="2078" w:type="dxa"/>
-          </w:tcPr>
-          <w:p>
-            <w:r>
-              <w:t>Copse ravens</w:t>
-            </w:r>
-          </w:p>
-        </w:tc>
-        <w:tc>
-          <w:tcPr>
-            <w:tcW w:w="2283" w:type="dxa"/>
-          </w:tcPr>
-          <w:p>
-            <w:r>
-              <w:t>Shadow</w:t>
-            </w:r>
-          </w:p>
-        </w:tc>
-        <w:tc>
-          <w:tcPr>
-            <w:tcW w:w="7375" w:type="dxa"/>
-          </w:tcPr>
-          <w:p/>
-        </w:tc>
-      </w:tr>
-      <w:tr>
-        <w:tc>
-          <w:tcPr>
-            <w:tcW w:w="2078" w:type="dxa"/>
-          </w:tcPr>
-          <w:p>
-            <w:proofErr w:type="spellStart"/>
-            <w:r>
-              <w:t>Aardvole</w:t>
-            </w:r>
-            <w:proofErr w:type="spellEnd"/>
-          </w:p>
-        </w:tc>
-        <w:tc>
-          <w:tcPr>
-            <w:tcW w:w="2283" w:type="dxa"/>
-          </w:tcPr>
-          <w:p>
-            <w:r>
-              <w:t>Earth</w:t>
-            </w:r>
-          </w:p>
-        </w:tc>
-        <w:tc>
-          <w:tcPr>
-            <w:tcW w:w="7375" w:type="dxa"/>
-          </w:tcPr>
-          <w:p>
-            <w:r>
-              <w:t xml:space="preserve">Combination aardvark and </w:t>
-            </w:r>
-            <w:r>
-              <w:t>v</w:t>
-            </w:r>
-            <w:r>
-              <w:t>ole</w:t>
-            </w:r>
-          </w:p>
-        </w:tc>
-      </w:tr>
-      <w:tr>
-        <w:tc>
-          <w:tcPr>
-            <w:tcW w:w="2078" w:type="dxa"/>
-          </w:tcPr>
-          <w:p>
-            <w:r>
-              <w:t>Flame swift</w:t>
-            </w:r>
-          </w:p>
-        </w:tc>
-        <w:tc>
-          <w:tcPr>
-            <w:tcW w:w="2283" w:type="dxa"/>
-          </w:tcPr>
-          <w:p>
-            <w:r>
-              <w:t>Fire</w:t>
-            </w:r>
-          </w:p>
-        </w:tc>
-        <w:tc>
-          <w:tcPr>
-            <w:tcW w:w="7375" w:type="dxa"/>
-          </w:tcPr>
-          <w:p/>
-        </w:tc>
-      </w:tr>
-      <w:tr>
-        <w:tc>
-          <w:tcPr>
-            <w:tcW w:w="2078" w:type="dxa"/>
-          </w:tcPr>
-          <w:p>
-            <w:r>
-              <w:t>Lightning falcon</w:t>
-            </w:r>
-          </w:p>
-        </w:tc>
-        <w:tc>
-          <w:tcPr>
-            <w:tcW w:w="2283" w:type="dxa"/>
-          </w:tcPr>
-          <w:p>
-            <w:r>
-              <w:t>Lightning</w:t>
-            </w:r>
-          </w:p>
-        </w:tc>
-        <w:tc>
-          <w:tcPr>
-            <w:tcW w:w="7375" w:type="dxa"/>
-          </w:tcPr>
-          <w:p/>
-        </w:tc>
-      </w:tr>
-      <w:tr>
-        <w:tc>
-          <w:tcPr>
-            <w:tcW w:w="2078" w:type="dxa"/>
-          </w:tcPr>
-          <w:p>
-            <w:r>
-              <w:t>Water skipper</w:t>
-            </w:r>
-          </w:p>
-        </w:tc>
-        <w:tc>
-          <w:tcPr>
-            <w:tcW w:w="2283" w:type="dxa"/>
-          </w:tcPr>
-          <w:p>
-            <w:r>
-              <w:t>Water</w:t>
-            </w:r>
-          </w:p>
-        </w:tc>
-        <w:tc>
-          <w:tcPr>
-            <w:tcW w:w="7375" w:type="dxa"/>
+            <w:tcW w:w="392" w:type="dxa"/>
+          </w:tcPr>
+          <w:p/>
+        </w:tc>
+        <w:tc>
+          <w:tcPr>
+            <w:tcW w:w="4548" w:type="dxa"/>
+          </w:tcPr>
+          <w:p/>
+        </w:tc>
+        <w:tc>
+          <w:tcPr>
+            <w:tcW w:w="6796" w:type="dxa"/>
+          </w:tcPr>
+          <w:p/>
+        </w:tc>
+      </w:tr>
+      <w:tr>
+        <w:tc>
+          <w:tcPr>
+            <w:tcW w:w="392" w:type="dxa"/>
+          </w:tcPr>
+          <w:p/>
+        </w:tc>
+        <w:tc>
+          <w:tcPr>
+            <w:tcW w:w="4548" w:type="dxa"/>
+          </w:tcPr>
+          <w:p/>
+        </w:tc>
+        <w:tc>
+          <w:tcPr>
+            <w:tcW w:w="6796" w:type="dxa"/>
           </w:tcPr>
           <w:p/>
         </w:tc>
       </w:tr>
     </w:tbl>
-    <w:p/>
-    <w:p/>
     <w:p>
       <w:pPr>
         <w:pStyle w:val="H3"/>
       </w:pPr>
       <w:r>
-        <w:lastRenderedPageBreak/>
         <w:t>Quantum Revolution</w:t>
       </w:r>
     </w:p>
-    <w:p/>
     <w:tbl>
       <w:tblPr>
         <w:tblStyle w:val="TableGrid"/>
@@ -1353,6 +1399,7 @@
           </w:tcPr>
           <w:p>
             <w:r>
+              <w:lastRenderedPageBreak/>
               <w:t>President Wally Wiggins</w:t>
             </w:r>
           </w:p>
@@ -1538,93 +1585,6 @@
         <w:pStyle w:val="H3"/>
       </w:pPr>
     </w:p>
-    <w:p/>
-    <w:p/>
-    <w:tbl>
-      <w:tblPr>
-        <w:tblStyle w:val="TableGrid"/>
-        <w:tblW w:w="0" w:type="auto"/>
-        <w:tblLook w:val="04A0"/>
-      </w:tblPr>
-      <w:tblGrid>
-        <w:gridCol w:w="2934"/>
-        <w:gridCol w:w="2934"/>
-        <w:gridCol w:w="2934"/>
-        <w:gridCol w:w="2934"/>
-      </w:tblGrid>
-      <w:tr>
-        <w:tc>
-          <w:tcPr>
-            <w:tcW w:w="2934" w:type="dxa"/>
-          </w:tcPr>
-          <w:p>
-            <w:r>
-              <w:t xml:space="preserve">Annie Von </w:t>
-            </w:r>
-            <w:r>
-              <w:t>Aranor</w:t>
-            </w:r>
-            <w:r>
-              <w:rPr>
-                <w:rStyle w:val="FootnoteReference"/>
-              </w:rPr>
-              <w:footnoteReference w:id="3"/>
-            </w:r>
-          </w:p>
-        </w:tc>
-        <w:tc>
-          <w:tcPr>
-            <w:tcW w:w="2934" w:type="dxa"/>
-          </w:tcPr>
-          <w:p/>
-        </w:tc>
-        <w:tc>
-          <w:tcPr>
-            <w:tcW w:w="2934" w:type="dxa"/>
-          </w:tcPr>
-          <w:p/>
-        </w:tc>
-        <w:tc>
-          <w:tcPr>
-            <w:tcW w:w="2934" w:type="dxa"/>
-          </w:tcPr>
-          <w:p/>
-        </w:tc>
-      </w:tr>
-      <w:tr>
-        <w:tc>
-          <w:tcPr>
-            <w:tcW w:w="2934" w:type="dxa"/>
-          </w:tcPr>
-          <w:p>
-            <w:r>
-              <w:t xml:space="preserve">Luke </w:t>
-            </w:r>
-            <w:r>
-              <w:t>Aetheren</w:t>
-            </w:r>
-          </w:p>
-        </w:tc>
-        <w:tc>
-          <w:tcPr>
-            <w:tcW w:w="2934" w:type="dxa"/>
-          </w:tcPr>
-          <w:p/>
-        </w:tc>
-        <w:tc>
-          <w:tcPr>
-            <w:tcW w:w="2934" w:type="dxa"/>
-          </w:tcPr>
-          <w:p/>
-        </w:tc>
-        <w:tc>
-          <w:tcPr>
-            <w:tcW w:w="2934" w:type="dxa"/>
-          </w:tcPr>
-          <w:p/>
-        </w:tc>
-      </w:tr>
-    </w:tbl>
     <w:p/>
     <w:p/>
     <w:p/>
@@ -1634,6 +1594,406 @@
     <w:p/>
     <w:p/>
     <w:p/>
+    <w:p/>
+    <w:p/>
+    <w:p>
+      <w:pPr>
+        <w:pStyle w:val="H2"/>
+      </w:pPr>
+      <w:r>
+        <w:t xml:space="preserve">It’s the End of the World as we </w:t>
+      </w:r>
+      <w:proofErr w:type="gramStart"/>
+      <w:r>
+        <w:t>Know</w:t>
+      </w:r>
+      <w:proofErr w:type="gramEnd"/>
+      <w:r>
+        <w:t xml:space="preserve"> it</w:t>
+      </w:r>
+    </w:p>
+    <w:p>
+      <w:pPr>
+        <w:pStyle w:val="Quote1"/>
+      </w:pPr>
+    </w:p>
+    <w:p>
+      <w:r>
+        <w:t>It took almost 6 months to sell the house, buy a plot and build.</w:t>
+      </w:r>
+    </w:p>
+    <w:p>
+      <w:r>
+        <w:t>Fortunately there was a thriving community of like-minded preppers they could rely on, one who had 1-acre plots of land for sale in the mountains.</w:t>
+      </w:r>
+    </w:p>
+    <w:p>
+      <w:r>
+        <w:t>Luke’s family shared what they found and in return the Mountain Preppers trained with them.</w:t>
+      </w:r>
+    </w:p>
+    <w:p>
+      <w:r>
+        <w:t>Then the time came when they headed for the Google experimental lab site.</w:t>
+      </w:r>
+    </w:p>
+    <w:p>
+      <w:r>
+        <w:t>Armed to the teeth with weapons, they crossed into private property. Unfortunately, they had no guns – stupid Canadian gun laws.</w:t>
+      </w:r>
+    </w:p>
+    <w:p>
+      <w:r>
+        <w:t>“Dad, you see that thing?” Luke said.</w:t>
+      </w:r>
+    </w:p>
+    <w:p>
+      <w:r>
+        <w:t>“You mean that squirrel?” Henry asked.</w:t>
+      </w:r>
+    </w:p>
+    <w:p>
+      <w:r>
+        <w:lastRenderedPageBreak/>
+        <w:t xml:space="preserve">“It’s no squirrel,” Luke said. “It has the Earth element and looks to me like an </w:t>
+      </w:r>
+      <w:proofErr w:type="spellStart"/>
+      <w:r>
+        <w:t>Aardvole</w:t>
+      </w:r>
+      <w:proofErr w:type="spellEnd"/>
+      <w:r>
+        <w:t>. Go for its eyes.”</w:t>
+      </w:r>
+    </w:p>
+    <w:p>
+      <w:r>
+        <w:t xml:space="preserve">The </w:t>
+      </w:r>
+      <w:proofErr w:type="spellStart"/>
+      <w:r>
+        <w:t>Aardvole</w:t>
+      </w:r>
+      <w:proofErr w:type="spellEnd"/>
+      <w:r>
+        <w:t xml:space="preserve"> looked like an aardvark combined with a vole.</w:t>
+      </w:r>
+    </w:p>
+    <w:p>
+      <w:r>
+        <w:t xml:space="preserve">“Okay Luke,” Henry said and gripped his </w:t>
+      </w:r>
+      <w:r>
+        <w:t>multi-function hiking stick</w:t>
+      </w:r>
+      <w:r>
+        <w:rPr>
+          <w:rStyle w:val="FootnoteReference"/>
+        </w:rPr>
+        <w:footnoteReference w:id="3"/>
+      </w:r>
+      <w:r>
+        <w:t xml:space="preserve"> tight. He aimed the knife end at the creature. The creature noticed him and snarled. It leapt at Henry and Hendy swiped at it – and missed.</w:t>
+      </w:r>
+    </w:p>
+    <w:p>
+      <w:r>
+        <w:t>Henry screamed as the creature bit his arm. Molly and the others screamed in panic.</w:t>
+      </w:r>
+    </w:p>
+    <w:p>
+      <w:r>
+        <w:t xml:space="preserve">Fortunately Henry had a knife at his belt. He drew the knife and stabbed repeatedly the </w:t>
+      </w:r>
+      <w:proofErr w:type="spellStart"/>
+      <w:r>
+        <w:t>Aardvole</w:t>
+      </w:r>
+      <w:proofErr w:type="spellEnd"/>
+      <w:r>
+        <w:t xml:space="preserve"> in the stomach.</w:t>
+      </w:r>
+    </w:p>
+    <w:p>
+      <w:r>
+        <w:t xml:space="preserve">The </w:t>
+      </w:r>
+      <w:proofErr w:type="spellStart"/>
+      <w:r>
+        <w:t>Aardvole</w:t>
+      </w:r>
+      <w:proofErr w:type="spellEnd"/>
+      <w:r>
+        <w:t xml:space="preserve"> disintegrated and a portion of the energy entered Henry. “Holy cow,” Henry said as his injury healed.</w:t>
+      </w:r>
+    </w:p>
+    <w:p>
+      <w:r>
+        <w:t>“Let’s hope the next one is fire,” Ralph said excitedly.</w:t>
+      </w:r>
+    </w:p>
+    <w:p>
+      <w:r>
+        <w:t>They began climbing a steep ridge. Overhead, lightning flashed. The expected storm was approaching.</w:t>
+      </w:r>
+    </w:p>
+    <w:p>
+      <w:r>
+        <w:t>Ahead, a bolt of lightning struck a tree, causing it to catch fire.</w:t>
+      </w:r>
+    </w:p>
+    <w:p>
+      <w:r>
+        <w:t>“What a pretty bird,” Amy said, pointing at one of the flaming branches.</w:t>
+      </w:r>
+    </w:p>
+    <w:p>
+      <w:r>
+        <w:t>“That’s no bird,” Henry said. “That’s a flame swift. Be careful Ralph. It’s juvenile, but still dangerous.”</w:t>
+      </w:r>
+    </w:p>
+    <w:p>
+      <w:r>
+        <w:lastRenderedPageBreak/>
+        <w:t>“Don’t worry, I’m padded,” Ralph said.</w:t>
+      </w:r>
+    </w:p>
+    <w:p>
+      <w:r>
+        <w:t>“But not fireproof,” Henry said. “Be careful.”</w:t>
+      </w:r>
+    </w:p>
+    <w:p>
+      <w:r>
+        <w:t>Ralph threw a stone at the flame swift. It screeched and dove at him.</w:t>
+      </w:r>
+    </w:p>
+    <w:p>
+      <w:r>
+        <w:t>“Crap,” Ralph swore as he was barely able to cover his face. The monster was that fast.</w:t>
+      </w:r>
+    </w:p>
+    <w:p>
+      <w:r>
+        <w:t>The flame swift made one fatal mistake. It kept attacking Ralph’s hockey glove and didn’t notice the other hand slam at it.</w:t>
+      </w:r>
+    </w:p>
+    <w:p>
+      <w:r>
+        <w:t>Flames engulfed Ralph as he fought and screamed in pain.</w:t>
+      </w:r>
+    </w:p>
+    <w:p>
+      <w:r>
+        <w:t>Molly stepped forward but Henry stopped him. “You can’t help him dear. This monster is weak. He will win.”</w:t>
+      </w:r>
+    </w:p>
+    <w:p>
+      <w:r>
+        <w:t>After what seemed like eternity the flame swift disintegrated. Ralph’s injuries healed, but unfortunately he remained bald.</w:t>
+      </w:r>
+    </w:p>
+    <w:p>
+      <w:r>
+        <w:t>“Damn it, I really liked my hair,” Henry complained as Molly hugged her son.</w:t>
+      </w:r>
+    </w:p>
+    <w:p>
+      <w:r>
+        <w:t>“Do we really have to do this dear?” Molly asked.</w:t>
+      </w:r>
+    </w:p>
+    <w:p>
+      <w:r>
+        <w:t>“No,” Henry said. “We could lock them up for the rest of their lives, or until a monster sneaks in.”</w:t>
+      </w:r>
+    </w:p>
+    <w:p>
+      <w:r>
+        <w:t>“Do you have to be so annoying?” Molly asked.</w:t>
+      </w:r>
+    </w:p>
+    <w:p>
+      <w:r>
+        <w:t>“Sorry dear,” Henry said.</w:t>
+      </w:r>
+    </w:p>
+    <w:p>
+      <w:r>
+        <w:lastRenderedPageBreak/>
+        <w:t>“Three down, three to go,” Luke said.</w:t>
+      </w:r>
+    </w:p>
+    <w:p>
+      <w:r>
+        <w:t>They climbed up a steep hill. As they approached the peak, more flashes of lightning boomed through the air.</w:t>
+      </w:r>
+    </w:p>
+    <w:p>
+      <w:r>
+        <w:t>“My turn I think,” Amy said nervously. She flinched as deafening thunder shook the air.</w:t>
+      </w:r>
+    </w:p>
+    <w:p>
+      <w:r>
+        <w:t>“There,” Molly said as she held her electric chain saw, ready to fight. “I see a lightning falcon. That looks dangerous.”</w:t>
+      </w:r>
+    </w:p>
+    <w:p>
+      <w:r>
+        <w:t>“It’s okay mum,” Amy said. “I have plenty of insulation. We prepared for this.”</w:t>
+      </w:r>
+    </w:p>
+    <w:p>
+      <w:r>
+        <w:t>“Amy is right,” Ralph said. “Amy has both padding and insulation. According to that princess, only weak monsters should appear.”</w:t>
+      </w:r>
+    </w:p>
+    <w:p>
+      <w:r>
+        <w:t>Amy took a deep breath and raised her hand. She pressed the button on the t</w:t>
+      </w:r>
+      <w:r>
+        <w:t>aser</w:t>
+      </w:r>
+      <w:r>
+        <w:t xml:space="preserve"> and waited.</w:t>
+      </w:r>
+    </w:p>
+    <w:p>
+      <w:r>
+        <w:t>The lightning falcon spotted Amy and dive-bombed her. Both Molly and Amy screamed.</w:t>
+      </w:r>
+    </w:p>
+    <w:p>
+      <w:r>
+        <w:t>Amy raised a shield made of rubber and the bird crashed into it. Bolts of lightning flashed everywhere as the creature tried to electrocute</w:t>
+      </w:r>
+      <w:r>
+        <w:t xml:space="preserve"> </w:t>
+      </w:r>
+      <w:r>
+        <w:t>Amy.</w:t>
+      </w:r>
+    </w:p>
+    <w:p>
+      <w:r>
+        <w:t>Amy raised a wooden baseball bat with one hand and began swinging with all her might. Unfortunately, the creature was agile and hard to pin down.</w:t>
+      </w:r>
+    </w:p>
+    <w:p>
+      <w:r>
+        <w:t>The only good news was that the monster couldn’t get to Amy.</w:t>
+      </w:r>
+    </w:p>
+    <w:p>
+      <w:r>
+        <w:lastRenderedPageBreak/>
+        <w:t>Whack – the bat hit the bird. Unfortunately, that wasn’t enough to end it.</w:t>
+      </w:r>
+    </w:p>
+    <w:p>
+      <w:r>
+        <w:t>In the meantime, Molly was in full panic as she saw the fight but couldn’t do anything about it.</w:t>
+      </w:r>
+    </w:p>
+    <w:p>
+      <w:r>
+        <w:t>Again, Amy got in another whack. This time the bird got staggered. It fell to the ground.</w:t>
+      </w:r>
+    </w:p>
+    <w:p>
+      <w:r>
+        <w:t>Taking the bat by both hands, Amy slammed the bat down at the monster multiple times until it disintegrated. A moment later the bat broke.</w:t>
+      </w:r>
+    </w:p>
+    <w:p>
+      <w:r>
+        <w:t>Molly ran to her youngest daughter and hugged her. “Are hurt?” she asked.</w:t>
+      </w:r>
+    </w:p>
+    <w:p>
+      <w:r>
+        <w:t xml:space="preserve">“No mum,” Amy said. “I barely felt the lightning,” she said, lying. It did hurt, but the adrenalin helped dull the pain of </w:t>
+      </w:r>
+      <w:r>
+        <w:t xml:space="preserve">spasming </w:t>
+      </w:r>
+      <w:r>
+        <w:t>muscles.</w:t>
+      </w:r>
+    </w:p>
+    <w:p>
+      <w:r>
+        <w:t>“Should we go to the water first, or the electric sub-station,” Luke asked.</w:t>
+      </w:r>
+    </w:p>
+    <w:p>
+      <w:r>
+        <w:t>“I need a break,” Molly said. “Amy was fighting but I’m tired. You would expect this place to be locked up.”</w:t>
+      </w:r>
+    </w:p>
+    <w:p>
+      <w:r>
+        <w:t>“Perhaps they want people to do what we are doing,” Henry said.</w:t>
+      </w:r>
+    </w:p>
+    <w:p>
+      <w:r>
+        <w:t>“Or perhaps they don’t care,” Luke said.</w:t>
+      </w:r>
+    </w:p>
+    <w:p>
+      <w:r>
+        <w:t>It started raining, soaking everyone. The family headed down towards the valley. No one wanted to be electrocuted or soaking wet.</w:t>
+      </w:r>
+    </w:p>
+    <w:p>
+      <w:r>
+        <w:lastRenderedPageBreak/>
+        <w:t>The choice of monster resolved itself when a water skipper appeared in a large puddle.</w:t>
+      </w:r>
+    </w:p>
+    <w:p>
+      <w:r>
+        <w:t>Jane adjusted her mask of her hockey helmet and nervously stepped forward. The fish-like monstrosity was terrifying with its fanged mouth, and the fact that it stood 3 feet tall.</w:t>
+      </w:r>
+    </w:p>
+    <w:p>
+      <w:r>
+        <w:t>“No Molly,” Henry said. “You wanted nature or technology, didn’t you?”</w:t>
+      </w:r>
+    </w:p>
+    <w:p>
+      <w:r>
+        <w:t>Reluctantly Molly backed off.</w:t>
+      </w:r>
+    </w:p>
+    <w:p>
+      <w:r>
+        <w:t>The monster leaped and Jane intercepted it with Henry’s hiking stick to the head. The creature went flying. However, it came back a fraction of a second later, screeching like a banshee.</w:t>
+      </w:r>
+    </w:p>
+    <w:p>
+      <w:r>
+        <w:t>Jane froze for a second and swung her stick again. The blade of the stick hit the monster in the neck and slid off the rubbery neck. Again and again she stabbed. However, hitting it on the head was working better.</w:t>
+      </w:r>
+    </w:p>
+    <w:p>
+      <w:r>
+        <w:t>The water skipper wasn’t just sitting and taking it. It was actively attacking with jets of water, slamming on Jane’s jockey equipment. The equipment was taking a beating but it was doing its job.</w:t>
+      </w:r>
+    </w:p>
+    <w:p>
+      <w:r>
+        <w:t>“Damn that hurts,” Jane cursed and slammed down with her metal stick. After what felt like forever, the skipper disintegrated. Its energy entered Jane, completing her initiation.</w:t>
+      </w:r>
+    </w:p>
+    <w:p>
+      <w:r>
+        <w:t>“Damn, that was tiring,” Jane said as Molly hugged her.</w:t>
+      </w:r>
+    </w:p>
     <w:p/>
     <w:p/>
     <w:p/>
@@ -1787,9 +2147,7 @@
     <w:p>
       <w:pPr>
         <w:pStyle w:val="FootnoteText"/>
-        <w:rPr>
-          <w:lang w:val="en-CA"/>
-        </w:rPr>
+        <w:jc w:val="left"/>
       </w:pPr>
       <w:r>
         <w:rPr>
@@ -1801,13 +2159,17 @@
         <w:t xml:space="preserve"> </w:t>
       </w:r>
       <w:r>
-        <w:t>“King’s Light”</w:t>
-      </w:r>
-      <w:r>
-        <w:t xml:space="preserve"> - </w:t>
-      </w:r>
-      <w:r>
-        <w:t>https://namecrafthq.com/high-elf-names-fantasy-character/</w:t>
+        <w:t>https://kicklo.com/products/multifunctional-aluminium-alloy-hiking-stick</w:t>
+      </w:r>
+      <w:r>
+        <w:br/>
+        <w:t xml:space="preserve">(I like gadgets </w:t>
+      </w:r>
+      <w:r>
+        <w:sym w:font="Wingdings" w:char="F04A"/>
+      </w:r>
+      <w:r>
+        <w:t>)</w:t>
       </w:r>
     </w:p>
   </w:footnote>
@@ -1876,7 +2238,7 @@
         <v:path o:extrusionok="f" gradientshapeok="t" o:connecttype="rect"/>
         <o:lock v:ext="edit" aspectratio="t"/>
       </v:shapetype>
-      <v:shape id="_x0000_i1043" type="#_x0000_t75" style="width:3in;height:3in;visibility:visible;mso-wrap-style:square" o:bullet="t">
+      <v:shape id="_x0000_i1029" type="#_x0000_t75" style="width:3in;height:3in;visibility:visible;mso-wrap-style:square" o:bullet="t">
         <v:imagedata r:id="rId1" o:title="MC900065312[1]"/>
       </v:shape>
     </w:pict>
@@ -2685,6 +3047,7 @@
   <w:style w:type="character" w:default="1" w:styleId="DefaultParagraphFont">
     <w:name w:val="Default Paragraph Font"/>
     <w:uiPriority w:val="1"/>
+    <w:semiHidden/>
     <w:unhideWhenUsed/>
   </w:style>
   <w:style w:type="table" w:default="1" w:styleId="TableNormal">
@@ -3441,7 +3804,7 @@
 </file>
 
 <file path=customXml/itemProps1.xml><?xml version="1.0" encoding="utf-8"?>
-<ds:datastoreItem xmlns:ds="http://schemas.openxmlformats.org/officeDocument/2006/customXml" ds:itemID="{17C839B8-8730-46B3-8E3B-FB625D326583}">
+<ds:datastoreItem xmlns:ds="http://schemas.openxmlformats.org/officeDocument/2006/customXml" ds:itemID="{11BA25C7-6B3D-46DB-A5A3-8CB9AA44F4EA}">
   <ds:schemaRefs>
     <ds:schemaRef ds:uri="http://schemas.openxmlformats.org/officeDocument/2006/bibliography"/>
   </ds:schemaRefs>
